--- a/Documents/ClassN01_Group_7_Lab_report_1.docx
+++ b/Documents/ClassN01_Group_7_Lab_report_1.docx
@@ -5198,547 +5198,6 @@
     </w:p>
     <w:p>
       <w:pPr>
-        <w:spacing w:before="60" w:after="60"/>
-        <w:ind w:left="360"/>
-        <w:rPr>
-          <w:sz w:val="26"/>
-          <w:szCs w:val="26"/>
-          <w:lang w:val="en-US"/>
-        </w:rPr>
-      </w:pPr>
-      <w:r>
-        <w:rPr>
-          <w:sz w:val="26"/>
-          <w:szCs w:val="26"/>
-          <w:lang w:val="en-US"/>
-        </w:rPr>
-        <w:lastRenderedPageBreak/>
-        <w:t xml:space="preserve">b) </w:t>
-      </w:r>
-      <w:r>
-        <w:rPr>
-          <w:sz w:val="26"/>
-          <w:szCs w:val="26"/>
-        </w:rPr>
-        <w:t>Wallet Management Functional Requirements</w:t>
-      </w:r>
-    </w:p>
-    <w:tbl>
-      <w:tblPr>
-        <w:tblW w:w="9315" w:type="dxa"/>
-        <w:tblInd w:w="53" w:type="dxa"/>
-        <w:tblBorders>
-          <w:top w:val="single" w:sz="6" w:space="0" w:color="000000"/>
-          <w:left w:val="single" w:sz="6" w:space="0" w:color="000000"/>
-          <w:bottom w:val="single" w:sz="6" w:space="0" w:color="000000"/>
-          <w:right w:val="single" w:sz="6" w:space="0" w:color="000000"/>
-          <w:insideH w:val="single" w:sz="6" w:space="0" w:color="000000"/>
-          <w:insideV w:val="single" w:sz="6" w:space="0" w:color="000000"/>
-        </w:tblBorders>
-        <w:tblLayout w:type="fixed"/>
-        <w:tblLook w:val="0000" w:firstRow="0" w:lastRow="0" w:firstColumn="0" w:lastColumn="0" w:noHBand="0" w:noVBand="0"/>
-      </w:tblPr>
-      <w:tblGrid>
-        <w:gridCol w:w="870"/>
-        <w:gridCol w:w="2175"/>
-        <w:gridCol w:w="5115"/>
-        <w:gridCol w:w="1155"/>
-      </w:tblGrid>
-      <w:tr>
-        <w:trPr>
-          <w:trHeight w:val="555"/>
-        </w:trPr>
-        <w:tc>
-          <w:tcPr>
-            <w:tcW w:w="870" w:type="dxa"/>
-            <w:tcBorders>
-              <w:bottom w:val="single" w:sz="6" w:space="0" w:color="000000"/>
-              <w:right w:val="single" w:sz="6" w:space="0" w:color="000000"/>
-            </w:tcBorders>
-          </w:tcPr>
-          <w:p>
-            <w:pPr>
-              <w:spacing w:before="13"/>
-              <w:ind w:left="21"/>
-              <w:rPr>
-                <w:b/>
-                <w:bCs/>
-                <w:sz w:val="24"/>
-                <w:szCs w:val="24"/>
-              </w:rPr>
-            </w:pPr>
-            <w:r>
-              <w:rPr>
-                <w:b/>
-                <w:bCs/>
-                <w:sz w:val="24"/>
-                <w:szCs w:val="24"/>
-              </w:rPr>
-              <w:t>ID</w:t>
-            </w:r>
-          </w:p>
-        </w:tc>
-        <w:tc>
-          <w:tcPr>
-            <w:tcW w:w="2175" w:type="dxa"/>
-            <w:tcBorders>
-              <w:bottom w:val="single" w:sz="6" w:space="0" w:color="000000"/>
-              <w:right w:val="single" w:sz="6" w:space="0" w:color="000000"/>
-            </w:tcBorders>
-          </w:tcPr>
-          <w:p>
-            <w:pPr>
-              <w:spacing w:before="13"/>
-              <w:ind w:left="21"/>
-              <w:rPr>
-                <w:b/>
-                <w:bCs/>
-                <w:sz w:val="24"/>
-                <w:szCs w:val="24"/>
-              </w:rPr>
-            </w:pPr>
-            <w:r>
-              <w:rPr>
-                <w:b/>
-                <w:bCs/>
-                <w:sz w:val="24"/>
-                <w:szCs w:val="24"/>
-              </w:rPr>
-              <w:t>Requirement Name</w:t>
-            </w:r>
-          </w:p>
-        </w:tc>
-        <w:tc>
-          <w:tcPr>
-            <w:tcW w:w="5115" w:type="dxa"/>
-            <w:tcBorders>
-              <w:left w:val="single" w:sz="6" w:space="0" w:color="000000"/>
-              <w:bottom w:val="single" w:sz="6" w:space="0" w:color="000000"/>
-              <w:right w:val="single" w:sz="6" w:space="0" w:color="000000"/>
-            </w:tcBorders>
-          </w:tcPr>
-          <w:p>
-            <w:pPr>
-              <w:spacing w:before="13"/>
-              <w:ind w:left="27"/>
-              <w:rPr>
-                <w:b/>
-                <w:bCs/>
-                <w:sz w:val="24"/>
-                <w:szCs w:val="24"/>
-              </w:rPr>
-            </w:pPr>
-            <w:r>
-              <w:rPr>
-                <w:b/>
-                <w:bCs/>
-                <w:sz w:val="24"/>
-                <w:szCs w:val="24"/>
-              </w:rPr>
-              <w:t>Description</w:t>
-            </w:r>
-          </w:p>
-        </w:tc>
-        <w:tc>
-          <w:tcPr>
-            <w:tcW w:w="1155" w:type="dxa"/>
-            <w:tcBorders>
-              <w:left w:val="single" w:sz="6" w:space="0" w:color="000000"/>
-              <w:bottom w:val="single" w:sz="6" w:space="0" w:color="000000"/>
-            </w:tcBorders>
-          </w:tcPr>
-          <w:p>
-            <w:pPr>
-              <w:spacing w:before="13"/>
-              <w:ind w:left="28"/>
-              <w:rPr>
-                <w:b/>
-                <w:bCs/>
-                <w:sz w:val="24"/>
-                <w:szCs w:val="24"/>
-              </w:rPr>
-            </w:pPr>
-            <w:r>
-              <w:rPr>
-                <w:b/>
-                <w:bCs/>
-                <w:sz w:val="24"/>
-                <w:szCs w:val="24"/>
-              </w:rPr>
-              <w:t>Priority</w:t>
-            </w:r>
-          </w:p>
-        </w:tc>
-      </w:tr>
-      <w:tr>
-        <w:trPr>
-          <w:trHeight w:val="883"/>
-        </w:trPr>
-        <w:tc>
-          <w:tcPr>
-            <w:tcW w:w="870" w:type="dxa"/>
-            <w:tcBorders>
-              <w:top w:val="single" w:sz="6" w:space="0" w:color="000000"/>
-              <w:bottom w:val="single" w:sz="6" w:space="0" w:color="000000"/>
-              <w:right w:val="single" w:sz="6" w:space="0" w:color="000000"/>
-            </w:tcBorders>
-          </w:tcPr>
-          <w:p>
-            <w:pPr>
-              <w:spacing w:before="193"/>
-              <w:ind w:left="21"/>
-              <w:rPr>
-                <w:b/>
-                <w:bCs/>
-                <w:sz w:val="24"/>
-                <w:szCs w:val="24"/>
-              </w:rPr>
-            </w:pPr>
-            <w:r>
-              <w:rPr>
-                <w:sz w:val="24"/>
-                <w:szCs w:val="24"/>
-              </w:rPr>
-              <w:t>FR-15</w:t>
-            </w:r>
-          </w:p>
-        </w:tc>
-        <w:tc>
-          <w:tcPr>
-            <w:tcW w:w="2175" w:type="dxa"/>
-            <w:tcBorders>
-              <w:top w:val="single" w:sz="6" w:space="0" w:color="000000"/>
-              <w:bottom w:val="single" w:sz="6" w:space="0" w:color="000000"/>
-              <w:right w:val="single" w:sz="6" w:space="0" w:color="000000"/>
-            </w:tcBorders>
-          </w:tcPr>
-          <w:p>
-            <w:pPr>
-              <w:widowControl/>
-              <w:spacing w:line="276" w:lineRule="auto"/>
-              <w:rPr>
-                <w:sz w:val="24"/>
-                <w:szCs w:val="24"/>
-              </w:rPr>
-            </w:pPr>
-            <w:r>
-              <w:rPr>
-                <w:sz w:val="24"/>
-                <w:szCs w:val="24"/>
-              </w:rPr>
-              <w:t>Wallet Top-up</w:t>
-            </w:r>
-          </w:p>
-        </w:tc>
-        <w:tc>
-          <w:tcPr>
-            <w:tcW w:w="5115" w:type="dxa"/>
-            <w:tcBorders>
-              <w:top w:val="single" w:sz="6" w:space="0" w:color="000000"/>
-              <w:left w:val="single" w:sz="6" w:space="0" w:color="000000"/>
-              <w:bottom w:val="single" w:sz="6" w:space="0" w:color="000000"/>
-              <w:right w:val="single" w:sz="6" w:space="0" w:color="000000"/>
-            </w:tcBorders>
-          </w:tcPr>
-          <w:p>
-            <w:pPr>
-              <w:spacing w:before="22" w:line="278" w:lineRule="auto"/>
-              <w:ind w:left="27"/>
-              <w:rPr>
-                <w:sz w:val="24"/>
-                <w:szCs w:val="24"/>
-              </w:rPr>
-            </w:pPr>
-            <w:r>
-              <w:rPr>
-                <w:sz w:val="24"/>
-                <w:szCs w:val="24"/>
-              </w:rPr>
-              <w:t>The User must be able to add funds to their wallet for future payments.</w:t>
-            </w:r>
-          </w:p>
-        </w:tc>
-        <w:tc>
-          <w:tcPr>
-            <w:tcW w:w="1155" w:type="dxa"/>
-            <w:tcBorders>
-              <w:top w:val="single" w:sz="6" w:space="0" w:color="000000"/>
-              <w:left w:val="single" w:sz="6" w:space="0" w:color="000000"/>
-              <w:bottom w:val="single" w:sz="6" w:space="0" w:color="000000"/>
-            </w:tcBorders>
-          </w:tcPr>
-          <w:p>
-            <w:pPr>
-              <w:spacing w:before="193"/>
-              <w:ind w:left="28"/>
-              <w:rPr>
-                <w:sz w:val="24"/>
-                <w:szCs w:val="24"/>
-              </w:rPr>
-            </w:pPr>
-            <w:r>
-              <w:rPr>
-                <w:sz w:val="24"/>
-                <w:szCs w:val="24"/>
-              </w:rPr>
-              <w:t>High</w:t>
-            </w:r>
-          </w:p>
-        </w:tc>
-      </w:tr>
-      <w:tr>
-        <w:trPr>
-          <w:trHeight w:val="883"/>
-        </w:trPr>
-        <w:tc>
-          <w:tcPr>
-            <w:tcW w:w="870" w:type="dxa"/>
-            <w:tcBorders>
-              <w:top w:val="single" w:sz="6" w:space="0" w:color="000000"/>
-              <w:bottom w:val="single" w:sz="6" w:space="0" w:color="000000"/>
-              <w:right w:val="single" w:sz="6" w:space="0" w:color="000000"/>
-            </w:tcBorders>
-          </w:tcPr>
-          <w:p>
-            <w:pPr>
-              <w:spacing w:before="193"/>
-              <w:ind w:left="21"/>
-              <w:rPr>
-                <w:b/>
-                <w:bCs/>
-                <w:sz w:val="24"/>
-                <w:szCs w:val="24"/>
-              </w:rPr>
-            </w:pPr>
-            <w:r>
-              <w:rPr>
-                <w:sz w:val="24"/>
-                <w:szCs w:val="24"/>
-              </w:rPr>
-              <w:t>FR-16</w:t>
-            </w:r>
-          </w:p>
-        </w:tc>
-        <w:tc>
-          <w:tcPr>
-            <w:tcW w:w="2175" w:type="dxa"/>
-            <w:tcBorders>
-              <w:top w:val="single" w:sz="6" w:space="0" w:color="000000"/>
-              <w:bottom w:val="single" w:sz="6" w:space="0" w:color="000000"/>
-              <w:right w:val="single" w:sz="6" w:space="0" w:color="000000"/>
-            </w:tcBorders>
-          </w:tcPr>
-          <w:p>
-            <w:pPr>
-              <w:spacing w:before="193"/>
-              <w:ind w:left="21"/>
-              <w:rPr>
-                <w:sz w:val="24"/>
-                <w:szCs w:val="24"/>
-              </w:rPr>
-            </w:pPr>
-            <w:r>
-              <w:rPr>
-                <w:sz w:val="24"/>
-                <w:szCs w:val="24"/>
-              </w:rPr>
-              <w:t>Wallet Balance Inquiry</w:t>
-            </w:r>
-          </w:p>
-        </w:tc>
-        <w:tc>
-          <w:tcPr>
-            <w:tcW w:w="5115" w:type="dxa"/>
-            <w:tcBorders>
-              <w:top w:val="single" w:sz="6" w:space="0" w:color="000000"/>
-              <w:left w:val="single" w:sz="6" w:space="0" w:color="000000"/>
-              <w:bottom w:val="single" w:sz="6" w:space="0" w:color="000000"/>
-              <w:right w:val="single" w:sz="6" w:space="0" w:color="000000"/>
-            </w:tcBorders>
-          </w:tcPr>
-          <w:p>
-            <w:pPr>
-              <w:spacing w:before="22" w:line="278" w:lineRule="auto"/>
-              <w:ind w:left="27"/>
-              <w:rPr>
-                <w:sz w:val="24"/>
-                <w:szCs w:val="24"/>
-              </w:rPr>
-            </w:pPr>
-            <w:r>
-              <w:rPr>
-                <w:sz w:val="24"/>
-                <w:szCs w:val="24"/>
-              </w:rPr>
-              <w:t>The User must be able to view their current wallet balance and transaction history.</w:t>
-            </w:r>
-          </w:p>
-        </w:tc>
-        <w:tc>
-          <w:tcPr>
-            <w:tcW w:w="1155" w:type="dxa"/>
-            <w:tcBorders>
-              <w:top w:val="single" w:sz="6" w:space="0" w:color="000000"/>
-              <w:left w:val="single" w:sz="6" w:space="0" w:color="000000"/>
-              <w:bottom w:val="single" w:sz="6" w:space="0" w:color="000000"/>
-            </w:tcBorders>
-          </w:tcPr>
-          <w:p>
-            <w:pPr>
-              <w:spacing w:before="193"/>
-              <w:ind w:left="28"/>
-              <w:rPr>
-                <w:sz w:val="24"/>
-                <w:szCs w:val="24"/>
-              </w:rPr>
-            </w:pPr>
-            <w:r>
-              <w:rPr>
-                <w:sz w:val="24"/>
-                <w:szCs w:val="24"/>
-              </w:rPr>
-              <w:t>High</w:t>
-            </w:r>
-          </w:p>
-        </w:tc>
-      </w:tr>
-      <w:tr>
-        <w:trPr>
-          <w:trHeight w:val="883"/>
-        </w:trPr>
-        <w:tc>
-          <w:tcPr>
-            <w:tcW w:w="870" w:type="dxa"/>
-            <w:tcBorders>
-              <w:top w:val="single" w:sz="6" w:space="0" w:color="000000"/>
-              <w:bottom w:val="single" w:sz="6" w:space="0" w:color="000000"/>
-              <w:right w:val="single" w:sz="6" w:space="0" w:color="000000"/>
-            </w:tcBorders>
-          </w:tcPr>
-          <w:p>
-            <w:pPr>
-              <w:spacing w:before="193"/>
-              <w:ind w:left="21"/>
-              <w:rPr>
-                <w:b/>
-                <w:bCs/>
-                <w:sz w:val="24"/>
-                <w:szCs w:val="24"/>
-              </w:rPr>
-            </w:pPr>
-            <w:r>
-              <w:rPr>
-                <w:sz w:val="24"/>
-                <w:szCs w:val="24"/>
-              </w:rPr>
-              <w:t>FR-17</w:t>
-            </w:r>
-          </w:p>
-        </w:tc>
-        <w:tc>
-          <w:tcPr>
-            <w:tcW w:w="2175" w:type="dxa"/>
-            <w:tcBorders>
-              <w:top w:val="single" w:sz="6" w:space="0" w:color="000000"/>
-              <w:bottom w:val="single" w:sz="6" w:space="0" w:color="000000"/>
-              <w:right w:val="single" w:sz="6" w:space="0" w:color="000000"/>
-            </w:tcBorders>
-          </w:tcPr>
-          <w:p>
-            <w:pPr>
-              <w:spacing w:before="193"/>
-              <w:ind w:left="21"/>
-              <w:rPr>
-                <w:sz w:val="24"/>
-                <w:szCs w:val="24"/>
-              </w:rPr>
-            </w:pPr>
-            <w:r>
-              <w:rPr>
-                <w:sz w:val="24"/>
-                <w:szCs w:val="24"/>
-              </w:rPr>
-              <w:t>Wallet Payment</w:t>
-            </w:r>
-          </w:p>
-        </w:tc>
-        <w:tc>
-          <w:tcPr>
-            <w:tcW w:w="5115" w:type="dxa"/>
-            <w:tcBorders>
-              <w:top w:val="single" w:sz="6" w:space="0" w:color="000000"/>
-              <w:left w:val="single" w:sz="6" w:space="0" w:color="000000"/>
-              <w:bottom w:val="single" w:sz="6" w:space="0" w:color="000000"/>
-              <w:right w:val="single" w:sz="6" w:space="0" w:color="000000"/>
-            </w:tcBorders>
-          </w:tcPr>
-          <w:p>
-            <w:pPr>
-              <w:spacing w:before="22" w:line="278" w:lineRule="auto"/>
-              <w:ind w:left="27"/>
-              <w:rPr>
-                <w:sz w:val="24"/>
-                <w:szCs w:val="24"/>
-              </w:rPr>
-            </w:pPr>
-            <w:r>
-              <w:rPr>
-                <w:sz w:val="24"/>
-                <w:szCs w:val="24"/>
-              </w:rPr>
-              <w:t>The User must be able to use wallet balance to pay for bookings and services.</w:t>
-            </w:r>
-          </w:p>
-        </w:tc>
-        <w:tc>
-          <w:tcPr>
-            <w:tcW w:w="1155" w:type="dxa"/>
-            <w:tcBorders>
-              <w:top w:val="single" w:sz="6" w:space="0" w:color="000000"/>
-              <w:left w:val="single" w:sz="6" w:space="0" w:color="000000"/>
-              <w:bottom w:val="single" w:sz="6" w:space="0" w:color="000000"/>
-            </w:tcBorders>
-          </w:tcPr>
-          <w:p>
-            <w:pPr>
-              <w:spacing w:before="193"/>
-              <w:ind w:left="28"/>
-              <w:rPr>
-                <w:sz w:val="24"/>
-                <w:szCs w:val="24"/>
-              </w:rPr>
-            </w:pPr>
-            <w:r>
-              <w:rPr>
-                <w:sz w:val="24"/>
-                <w:szCs w:val="24"/>
-              </w:rPr>
-              <w:t>High</w:t>
-            </w:r>
-          </w:p>
-        </w:tc>
-      </w:tr>
-    </w:tbl>
-    <w:p>
-      <w:pPr>
-        <w:spacing w:before="60" w:after="60"/>
-        <w:ind w:left="360"/>
-        <w:rPr>
-          <w:sz w:val="26"/>
-          <w:szCs w:val="26"/>
-          <w:lang w:val="en-US"/>
-        </w:rPr>
-      </w:pPr>
-    </w:p>
-    <w:p>
-      <w:pPr>
-        <w:rPr>
-          <w:lang w:val="en-US"/>
-        </w:rPr>
-      </w:pPr>
-    </w:p>
-    <w:p>
-      <w:pPr>
         <w:pStyle w:val="Heading3"/>
         <w:spacing w:before="60" w:after="60"/>
         <w:rPr>
@@ -5759,6 +5218,7 @@
           <w:sz w:val="30"/>
           <w:szCs w:val="30"/>
         </w:rPr>
+        <w:lastRenderedPageBreak/>
         <w:t>2.1.2. Non-Functional Requirements (NFRs)</w:t>
       </w:r>
     </w:p>
@@ -6618,36 +6078,6 @@
     </w:p>
     <w:p>
       <w:pPr>
-        <w:rPr>
-          <w:color w:val="000000"/>
-          <w:sz w:val="26"/>
-          <w:szCs w:val="26"/>
-          <w:lang w:val="en-US"/>
-        </w:rPr>
-      </w:pPr>
-    </w:p>
-    <w:p>
-      <w:pPr>
-        <w:rPr>
-          <w:color w:val="000000"/>
-          <w:sz w:val="26"/>
-          <w:szCs w:val="26"/>
-          <w:lang w:val="en-US"/>
-        </w:rPr>
-      </w:pPr>
-    </w:p>
-    <w:p>
-      <w:pPr>
-        <w:rPr>
-          <w:color w:val="000000"/>
-          <w:sz w:val="26"/>
-          <w:szCs w:val="26"/>
-          <w:lang w:val="en-US"/>
-        </w:rPr>
-      </w:pPr>
-    </w:p>
-    <w:p>
-      <w:pPr>
         <w:pBdr>
           <w:top w:val="nil"/>
           <w:left w:val="nil"/>
@@ -6660,6 +6090,7 @@
           <w:color w:val="000000"/>
           <w:sz w:val="15"/>
           <w:szCs w:val="15"/>
+          <w:lang w:val="en-US"/>
         </w:rPr>
       </w:pPr>
     </w:p>
@@ -6724,7 +6155,6 @@
                 <w:sz w:val="24"/>
                 <w:szCs w:val="24"/>
               </w:rPr>
-              <w:lastRenderedPageBreak/>
               <w:t>ASR ID</w:t>
             </w:r>
           </w:p>
